--- a/SAJE_292892_revision/panel/round6/build_frozen/06_Response_to_Editor.docx
+++ b/SAJE_292892_revision/panel/round6/build_frozen/06_Response_to_Editor.docx
@@ -63,7 +63,7 @@
         <w:pStyle w:val="BodyText"/>
       </w:pPr>
       <w:r>
-        <w:t xml:space="preserve">As requested, we answer the editor’s comments in this letter and Reviewer A’s comments in a separate response file. Comments are quoted in full in italics, and our responses follow in plain text. Section numbers inside the quoted comments refer to the original manuscript; in our responses, section and table numbers refer to the revised manuscript, which has five sections (original Section 5 is now Section 4, and Sections 6 to 8 are now Section 5), in which every sentence that is new or differs from the submitted version is highlighted in blue; text we deleted is not shown. A clean version is also provided. Some secondary results moved from the main text to Appendix A of the supplementary material to keep the main text close to the journal’s usual length.</w:t>
+        <w:t xml:space="preserve">As requested, we answer the editor’s comments in this letter and Reviewer A’s comments in a separate response file. Comments are quoted in full in italics, and our responses follow in plain text. Section numbers inside the quoted comments refer to the original manuscript; in our responses, section and table numbers refer to the revised manuscript, which has five sections (original Sections 3 and 4 are now Section 3, original Section 5 is now Section 4, and original Sections 6 to 8 are now Section 5), in which every sentence that is new or differs from the submitted version is highlighted in blue; text we deleted is not shown. A clean version is also provided. Some secondary results moved from the main text to Appendix A of the supplementary material to keep the main text close to the journal’s usual length.</w:t>
       </w:r>
     </w:p>
     <w:bookmarkStart w:id="25" w:name="response-to-the-editor"/>
